--- a/Report/Perch_figures/Kinnbäcksfjärden_Mohns_rho_Z.docx
+++ b/Report/Perch_figures/Kinnbäcksfjärden_Mohns_rho_Z.docx
@@ -240,7 +240,7 @@
                 <w:szCs w:val="22"/>
                 <w:color w:val="000000"/>
               </w:rPr>
-              <w:t xml:space="preserve">-0.02572</w:t>
+              <w:t xml:space="preserve">-0.06502</w:t>
             </w:r>
           </w:p>
         </w:tc>
@@ -352,7 +352,7 @@
                 <w:szCs w:val="22"/>
                 <w:color w:val="000000"/>
               </w:rPr>
-              <w:t xml:space="preserve">0.04886</w:t>
+              <w:t xml:space="preserve">0.09254</w:t>
             </w:r>
           </w:p>
         </w:tc>
@@ -464,7 +464,7 @@
                 <w:szCs w:val="22"/>
                 <w:color w:val="000000"/>
               </w:rPr>
-              <w:t xml:space="preserve">0.04886</w:t>
+              <w:t xml:space="preserve">0.09254</w:t>
             </w:r>
           </w:p>
         </w:tc>
